--- a/_43_OPS_FLOW__AGE_OF_DINOSAURS.docx
+++ b/_43_OPS_FLOW__AGE_OF_DINOSAURS.docx
@@ -104,77 +104,67 @@
     </w:p>
     <w:p>
       <w:r>
-        <w:t xml:space="preserve">*Crucial Knowledge*</w:t>
-      </w:r>
-    </w:p>
-    <w:p>
-      <w:r>
-        <w:t xml:space="preserve"/>
-      </w:r>
-    </w:p>
-    <w:p>
-      <w:r>
-        <w:t xml:space="preserve">- Age of Dinosaurs does NOT have a Child Safe Mode, and it does not need one: there is no combat, no fighting, and no dying anywhere in the experience. DO NOT claim Age of Dinosaurs has a Child Safe Mode or describe modes like "no blood, no gore." Only Dragonfire has a Child Safe Mode.</w:t>
-      </w:r>
-    </w:p>
-    <w:p>
-      <w:r>
-        <w:t xml:space="preserve"/>
-      </w:r>
-    </w:p>
-    <w:p>
-      <w:r>
-        <w:t xml:space="preserve">- Players cannot be hurt or killed. There is no revival system.</w:t>
-      </w:r>
-    </w:p>
-    <w:p>
-      <w:r>
-        <w:t xml:space="preserve"/>
-      </w:r>
-    </w:p>
-    <w:p>
-      <w:r>
-        <w:t xml:space="preserve">- No weapon selection. Players each use a wand prop (W1R through W6R -- one right wand per player).</w:t>
-      </w:r>
-    </w:p>
-    <w:p>
-      <w:r>
-        <w:t xml:space="preserve"/>
-      </w:r>
-    </w:p>
-    <w:p>
-      <w:r>
-        <w:t xml:space="preserve">- There is only one ending. Linear storyline with one outcome: whether guests save all T-Rex hatchlings or not.</w:t>
-      </w:r>
-    </w:p>
-    <w:p>
-      <w:r>
-        <w:t xml:space="preserve"/>
-      </w:r>
-    </w:p>
-    <w:p>
-      <w:r>
-        <w:t xml:space="preserve">- There is no birthday selfie in this experience.</w:t>
-      </w:r>
-    </w:p>
-    <w:p>
-      <w:r>
-        <w:t xml:space="preserve"/>
-      </w:r>
-    </w:p>
-    <w:p>
-      <w:r>
-        <w:t xml:space="preserve">- DGE rendering sometimes requires multiple attempts. Check rendering results at the end and manually trigger a re-render for any failed videos.</w:t>
-      </w:r>
-    </w:p>
-    <w:p>
-      <w:r>
-        <w:t xml:space="preserve"/>
-      </w:r>
-    </w:p>
-    <w:p>
-      <w:r>
-        <w:t xml:space="preserve">- Session time defaults to 30 minutes in Silica (allocated automatically at the Setup Game tutorial step).</w:t>
+        <w:t>*Crucial Knowledge*</w:t>
+      </w:r>
+    </w:p>
+    <w:p>
+      <w:r>
+        <w:t>- Age of Dinosaurs does NOT have a Child Safe Mode, and it does not need one: there is no combat, no fighting, and no dying anywhere in the experience.</w:t>
+      </w:r>
+    </w:p>
+    <w:p>
+      <w:r>
+        <w:t>- Child Safe / Child Mode status differs per experience. Dragonfire and Deadwood Valley have a Child Safe Mode; Stranger Things: Catalyst has a Child Mode (activated in the Session Set-up screen: enemy blood green, NPC blood disabled, adjusted voice-over lines to replace profanity). See &lt;https://sites.google.com/sandboxvr.com/theoasis/home/store-operations/guest-centric-operationally-sound/experiences/stranger-things-catalyst|Stranger Things: Catalyst SOP&gt;. Age of Dinosaurs is not one of these -- it needs no content softening.</w:t>
+      </w:r>
+    </w:p>
+    <w:p>
+      <w:r>
+        <w:t>- Players cannot be hurt or killed. There is no revival system.</w:t>
+      </w:r>
+    </w:p>
+    <w:p>
+      <w:r>
+        <w:t>- No weapon selection. Players each use a wand prop (W1R through W6R -- one right wand per player).</w:t>
+      </w:r>
+    </w:p>
+    <w:p>
+      <w:r>
+        <w:t>- There is only one ending. Linear storyline with one outcome: whether guests save all T-Rex hatchlings or not.</w:t>
+      </w:r>
+    </w:p>
+    <w:p>
+      <w:r>
+        <w:t>- There is no birthday selfie in this experience.</w:t>
+      </w:r>
+    </w:p>
+    <w:p>
+      <w:r>
+        <w:t>- DGE rendering sometimes requires multiple attempts. Check rendering results at the end and manually trigger a re-render for any failed videos.</w:t>
+      </w:r>
+    </w:p>
+    <w:p>
+      <w:r>
+        <w:t>- Session time defaults to 30 minutes in Silica (allocated automatically at the Setup Game tutorial step).</w:t>
+      </w:r>
+    </w:p>
+    <w:p>
+      <w:r>
+        <w:t>*When NOT to Use This Guidance*</w:t>
+      </w:r>
+    </w:p>
+    <w:p>
+      <w:r>
+        <w:t>- DO NOT claim Age of Dinosaurs has a Child Safe Mode or describe modes like "no blood, no gore" for it -- it has no combat and needs none.</w:t>
+      </w:r>
+    </w:p>
+    <w:p>
+      <w:r>
+        <w:t>- DO NOT state that only Dragonfire has a Child Safe Mode. Dragonfire and Deadwood Valley have Child Safe Mode; Stranger Things: Catalyst has a Child Mode.</w:t>
+      </w:r>
+    </w:p>
+    <w:p>
+      <w:r>
+        <w:t>- DO NOT generalize Child Safe Mode status across experiences -- CSM status differs per experience and must be verified per experience.</w:t>
       </w:r>
     </w:p>
     <w:p>
